--- a/docs/文件清理报告.docx
+++ b/docs/文件清理报告.docx
@@ -1810,7 +1810,7 @@
                 <w:rFonts w:ascii="微软雅黑" w:hAnsi="微软雅黑" w:eastAsia="微软雅黑"/>
                 <w:sz w:val="19"/>
               </w:rPr>
-              <w:t>results/看板.html</w:t>
+              <w:t>看板 HTML</w:t>
             </w:r>
           </w:p>
         </w:tc>
@@ -1836,7 +1836,7 @@
                 <w:rFonts w:ascii="微软雅黑" w:hAnsi="微软雅黑" w:eastAsia="微软雅黑"/>
                 <w:sz w:val="19"/>
               </w:rPr>
-              <w:t>（单文件、断网可用、12 张图）</w:t>
+              <w:t>（单文件、断网可用、12 张图）—— 后移至 docs/index.html 以发布 GitHub Pages</w:t>
             </w:r>
           </w:p>
         </w:tc>
